--- a/07-Expense-Jenkins/screeshots.docx
+++ b/07-Expense-Jenkins/screeshots.docx
@@ -65,13 +65,8 @@
     </w:p>
     <w:p>
       <w:r>
-        <w:t xml:space="preserve">After configuring all instances with Jenkins and Jenkins agent and </w:t>
-      </w:r>
-      <w:proofErr w:type="spellStart"/>
-      <w:r>
-        <w:t>sonarqube</w:t>
-      </w:r>
-      <w:proofErr w:type="spellEnd"/>
+        <w:t>After configuring all instances with Jenkins and Jenkins agent and sonarqube</w:t>
+      </w:r>
       <w:r>
         <w:br/>
       </w:r>
@@ -121,23 +116,7 @@
     </w:p>
     <w:p>
       <w:r>
-        <w:t xml:space="preserve">Jenkins-agent with </w:t>
-      </w:r>
-      <w:proofErr w:type="spellStart"/>
-      <w:r>
-        <w:t>scripet</w:t>
-      </w:r>
-      <w:proofErr w:type="spellEnd"/>
-      <w:r>
-        <w:t xml:space="preserve"> </w:t>
-      </w:r>
-      <w:proofErr w:type="gramStart"/>
-      <w:r>
-        <w:t>name :</w:t>
-      </w:r>
-      <w:proofErr w:type="gramEnd"/>
-      <w:r>
-        <w:t xml:space="preserve"> install-tools.sh</w:t>
+        <w:t>Jenkins-agent with scripet name : install-tools.sh</w:t>
       </w:r>
     </w:p>
     <w:p>
@@ -183,13 +162,8 @@
       </w:r>
     </w:p>
     <w:p>
-      <w:proofErr w:type="spellStart"/>
-      <w:r>
-        <w:t>Sonarqube</w:t>
-      </w:r>
-      <w:proofErr w:type="spellEnd"/>
-      <w:r>
-        <w:t xml:space="preserve"> in docker </w:t>
+      <w:r>
+        <w:t xml:space="preserve">Sonarqube in docker </w:t>
       </w:r>
     </w:p>
     <w:p>
@@ -364,88 +338,66 @@
       <w:r>
         <w:t xml:space="preserve">Jenkins Master Java 21 </w:t>
       </w:r>
-      <w:proofErr w:type="spellStart"/>
       <w:r>
         <w:rPr>
           <w:rFonts w:ascii="Nirmala UI" w:hAnsi="Nirmala UI" w:cs="Nirmala UI"/>
         </w:rPr>
         <w:t>వాడుతుండటం</w:t>
       </w:r>
-      <w:proofErr w:type="spellEnd"/>
-      <w:r>
-        <w:t xml:space="preserve"> </w:t>
-      </w:r>
-      <w:proofErr w:type="spellStart"/>
+      <w:r>
+        <w:t xml:space="preserve"> </w:t>
+      </w:r>
       <w:r>
         <w:rPr>
           <w:rFonts w:ascii="Nirmala UI" w:hAnsi="Nirmala UI" w:cs="Nirmala UI"/>
         </w:rPr>
         <w:t>వల్ల</w:t>
       </w:r>
-      <w:proofErr w:type="spellEnd"/>
       <w:r>
         <w:t xml:space="preserve"> Mismatch </w:t>
       </w:r>
-      <w:proofErr w:type="spellStart"/>
       <w:r>
         <w:rPr>
           <w:rFonts w:ascii="Nirmala UI" w:hAnsi="Nirmala UI" w:cs="Nirmala UI"/>
         </w:rPr>
         <w:t>వల్ల</w:t>
       </w:r>
-      <w:proofErr w:type="spellEnd"/>
-      <w:r>
-        <w:t xml:space="preserve"> </w:t>
-      </w:r>
-      <w:proofErr w:type="spellStart"/>
+      <w:r>
+        <w:t xml:space="preserve"> </w:t>
+      </w:r>
       <w:r>
         <w:rPr>
           <w:rFonts w:ascii="Nirmala UI" w:hAnsi="Nirmala UI" w:cs="Nirmala UI"/>
         </w:rPr>
         <w:t>వచ్చే</w:t>
       </w:r>
-      <w:proofErr w:type="spellEnd"/>
-      <w:r>
-        <w:t xml:space="preserve"> </w:t>
-      </w:r>
-      <w:proofErr w:type="spellStart"/>
-      <w:r>
-        <w:t>UnsupportedClassVersionError</w:t>
-      </w:r>
-      <w:proofErr w:type="spellEnd"/>
-      <w:r>
-        <w:t xml:space="preserve"> (class file 65.0) </w:t>
-      </w:r>
-      <w:proofErr w:type="spellStart"/>
+      <w:r>
+        <w:t xml:space="preserve"> UnsupportedClassVersionError (class file 65.0) </w:t>
+      </w:r>
       <w:r>
         <w:rPr>
           <w:rFonts w:ascii="Nirmala UI" w:hAnsi="Nirmala UI" w:cs="Nirmala UI"/>
         </w:rPr>
         <w:t>ని</w:t>
       </w:r>
-      <w:proofErr w:type="spellEnd"/>
-      <w:r>
-        <w:t xml:space="preserve"> </w:t>
-      </w:r>
-      <w:proofErr w:type="spellStart"/>
+      <w:r>
+        <w:t xml:space="preserve"> </w:t>
+      </w:r>
       <w:r>
         <w:rPr>
           <w:rFonts w:ascii="Nirmala UI" w:hAnsi="Nirmala UI" w:cs="Nirmala UI"/>
         </w:rPr>
         <w:t>నివారించడానికి</w:t>
       </w:r>
-      <w:proofErr w:type="spellEnd"/>
       <w:r>
         <w:t xml:space="preserve"> Agent-1 (rhel9) EC2 Instance </w:t>
       </w:r>
-      <w:proofErr w:type="spellStart"/>
       <w:r>
         <w:rPr>
           <w:rFonts w:ascii="Nirmala UI" w:hAnsi="Nirmala UI" w:cs="Nirmala UI"/>
         </w:rPr>
         <w:t>లో</w:t>
       </w:r>
-      <w:proofErr w:type="spellEnd"/>
       <w:r>
         <w:t xml:space="preserve"> </w:t>
       </w:r>
@@ -459,25 +411,21 @@
       <w:r>
         <w:t xml:space="preserve"> </w:t>
       </w:r>
-      <w:proofErr w:type="spellStart"/>
       <w:r>
         <w:rPr>
           <w:rFonts w:ascii="Nirmala UI" w:hAnsi="Nirmala UI" w:cs="Nirmala UI"/>
         </w:rPr>
         <w:t>ఇన్స్టాల్</w:t>
       </w:r>
-      <w:proofErr w:type="spellEnd"/>
-      <w:r>
-        <w:t xml:space="preserve"> </w:t>
-      </w:r>
-      <w:proofErr w:type="spellStart"/>
+      <w:r>
+        <w:t xml:space="preserve"> </w:t>
+      </w:r>
       <w:r>
         <w:rPr>
           <w:rFonts w:ascii="Nirmala UI" w:hAnsi="Nirmala UI" w:cs="Nirmala UI"/>
         </w:rPr>
         <w:t>చేసాము</w:t>
       </w:r>
-      <w:proofErr w:type="spellEnd"/>
       <w:r>
         <w:t>.</w:t>
       </w:r>
@@ -508,125 +456,96 @@
         <w:lastRenderedPageBreak/>
         <w:t xml:space="preserve">Agent-1 </w:t>
       </w:r>
-      <w:proofErr w:type="spellStart"/>
       <w:r>
         <w:rPr>
           <w:rFonts w:ascii="Nirmala UI" w:hAnsi="Nirmala UI" w:cs="Nirmala UI"/>
         </w:rPr>
         <w:t>లో</w:t>
       </w:r>
-      <w:proofErr w:type="spellEnd"/>
       <w:r>
         <w:t xml:space="preserve"> Disk Space / Home directory Monitoring Issue </w:t>
       </w:r>
-      <w:proofErr w:type="spellStart"/>
       <w:r>
         <w:rPr>
           <w:rFonts w:ascii="Nirmala UI" w:hAnsi="Nirmala UI" w:cs="Nirmala UI"/>
         </w:rPr>
         <w:t>రాకుండా</w:t>
       </w:r>
-      <w:proofErr w:type="spellEnd"/>
       <w:r>
         <w:t xml:space="preserve"> LVM </w:t>
       </w:r>
-      <w:proofErr w:type="spellStart"/>
       <w:r>
         <w:rPr>
           <w:rFonts w:ascii="Nirmala UI" w:hAnsi="Nirmala UI" w:cs="Nirmala UI"/>
         </w:rPr>
         <w:t>మరియు</w:t>
       </w:r>
-      <w:proofErr w:type="spellEnd"/>
-      <w:r>
-        <w:t xml:space="preserve"> </w:t>
-      </w:r>
-      <w:proofErr w:type="spellStart"/>
-      <w:r>
-        <w:t>xfs_growfs</w:t>
-      </w:r>
-      <w:proofErr w:type="spellEnd"/>
-      <w:r>
-        <w:t xml:space="preserve"> </w:t>
-      </w:r>
-      <w:proofErr w:type="spellStart"/>
+      <w:r>
+        <w:t xml:space="preserve"> xfs_growfs </w:t>
+      </w:r>
       <w:r>
         <w:rPr>
           <w:rFonts w:ascii="Nirmala UI" w:hAnsi="Nirmala UI" w:cs="Nirmala UI"/>
         </w:rPr>
         <w:t>కమాండ్స్</w:t>
       </w:r>
-      <w:proofErr w:type="spellEnd"/>
-      <w:r>
-        <w:t xml:space="preserve"> </w:t>
-      </w:r>
-      <w:proofErr w:type="spellStart"/>
+      <w:r>
+        <w:t xml:space="preserve"> </w:t>
+      </w:r>
       <w:r>
         <w:rPr>
           <w:rFonts w:ascii="Nirmala UI" w:hAnsi="Nirmala UI" w:cs="Nirmala UI"/>
         </w:rPr>
         <w:t>ద్వారా</w:t>
       </w:r>
-      <w:proofErr w:type="spellEnd"/>
       <w:r>
         <w:t xml:space="preserve"> /home </w:t>
       </w:r>
-      <w:proofErr w:type="spellStart"/>
       <w:r>
         <w:rPr>
           <w:rFonts w:ascii="Nirmala UI" w:hAnsi="Nirmala UI" w:cs="Nirmala UI"/>
         </w:rPr>
         <w:t>పార్టిషన్</w:t>
       </w:r>
-      <w:proofErr w:type="spellEnd"/>
-      <w:r>
-        <w:t xml:space="preserve"> </w:t>
-      </w:r>
-      <w:proofErr w:type="spellStart"/>
+      <w:r>
+        <w:t xml:space="preserve"> </w:t>
+      </w:r>
       <w:r>
         <w:rPr>
           <w:rFonts w:ascii="Nirmala UI" w:hAnsi="Nirmala UI" w:cs="Nirmala UI"/>
         </w:rPr>
         <w:t>ని</w:t>
       </w:r>
-      <w:proofErr w:type="spellEnd"/>
-      <w:r>
-        <w:t xml:space="preserve"> </w:t>
-      </w:r>
-      <w:proofErr w:type="spellStart"/>
+      <w:r>
+        <w:t xml:space="preserve"> </w:t>
+      </w:r>
       <w:r>
         <w:rPr>
           <w:rFonts w:ascii="Nirmala UI" w:hAnsi="Nirmala UI" w:cs="Nirmala UI"/>
         </w:rPr>
         <w:t>సక్సెస్</w:t>
       </w:r>
-      <w:proofErr w:type="spellEnd"/>
-      <w:r>
-        <w:t xml:space="preserve"> </w:t>
-      </w:r>
-      <w:proofErr w:type="spellStart"/>
+      <w:r>
+        <w:t xml:space="preserve"> </w:t>
+      </w:r>
       <w:r>
         <w:rPr>
           <w:rFonts w:ascii="Nirmala UI" w:hAnsi="Nirmala UI" w:cs="Nirmala UI"/>
         </w:rPr>
         <w:t>ఫుల్</w:t>
       </w:r>
-      <w:proofErr w:type="spellEnd"/>
-      <w:r>
-        <w:t xml:space="preserve"> </w:t>
-      </w:r>
-      <w:proofErr w:type="spellStart"/>
+      <w:r>
+        <w:t xml:space="preserve"> </w:t>
+      </w:r>
       <w:r>
         <w:rPr>
           <w:rFonts w:ascii="Nirmala UI" w:hAnsi="Nirmala UI" w:cs="Nirmala UI"/>
         </w:rPr>
         <w:t>గా</w:t>
       </w:r>
-      <w:proofErr w:type="spellEnd"/>
-      <w:r>
-        <w:t xml:space="preserve"> </w:t>
-      </w:r>
-      <w:proofErr w:type="spellStart"/>
+      <w:r>
+        <w:t xml:space="preserve"> </w:t>
+      </w:r>
       <w:r>
         <w:rPr>
           <w:rFonts w:ascii="Nirmala UI" w:hAnsi="Nirmala UI" w:cs="Nirmala UI"/>
@@ -642,18 +561,15 @@
         </w:rPr>
         <w:t>పాండ్</w:t>
       </w:r>
-      <w:proofErr w:type="spellEnd"/>
-      <w:r>
-        <w:t xml:space="preserve"> </w:t>
-      </w:r>
-      <w:proofErr w:type="spellStart"/>
+      <w:r>
+        <w:t xml:space="preserve"> </w:t>
+      </w:r>
       <w:r>
         <w:rPr>
           <w:rFonts w:ascii="Nirmala UI" w:hAnsi="Nirmala UI" w:cs="Nirmala UI"/>
         </w:rPr>
         <w:t>చేసాము</w:t>
       </w:r>
-      <w:proofErr w:type="spellEnd"/>
       <w:r>
         <w:t>.</w:t>
       </w:r>
@@ -677,91 +593,75 @@
       <w:r>
         <w:t xml:space="preserve">Jenkins UI (Manage Jenkins -&gt; Plugins -&gt; Available Plugins) </w:t>
       </w:r>
-      <w:proofErr w:type="spellStart"/>
       <w:r>
         <w:rPr>
           <w:rFonts w:ascii="Nirmala UI" w:hAnsi="Nirmala UI" w:cs="Nirmala UI"/>
         </w:rPr>
         <w:t>నుండి</w:t>
       </w:r>
-      <w:proofErr w:type="spellEnd"/>
       <w:r>
         <w:t xml:space="preserve"> CI/CD, Quality Gate, </w:t>
       </w:r>
-      <w:proofErr w:type="spellStart"/>
       <w:r>
         <w:rPr>
           <w:rFonts w:ascii="Nirmala UI" w:hAnsi="Nirmala UI" w:cs="Nirmala UI"/>
         </w:rPr>
         <w:t>మరియు</w:t>
       </w:r>
-      <w:proofErr w:type="spellEnd"/>
       <w:r>
         <w:t xml:space="preserve"> Notifications </w:t>
       </w:r>
-      <w:proofErr w:type="spellStart"/>
       <w:r>
         <w:rPr>
           <w:rFonts w:ascii="Nirmala UI" w:hAnsi="Nirmala UI" w:cs="Nirmala UI"/>
         </w:rPr>
         <w:t>కి</w:t>
       </w:r>
-      <w:proofErr w:type="spellEnd"/>
-      <w:r>
-        <w:t xml:space="preserve"> </w:t>
-      </w:r>
-      <w:proofErr w:type="spellStart"/>
+      <w:r>
+        <w:t xml:space="preserve"> </w:t>
+      </w:r>
       <w:r>
         <w:rPr>
           <w:rFonts w:ascii="Nirmala UI" w:hAnsi="Nirmala UI" w:cs="Nirmala UI"/>
         </w:rPr>
         <w:t>అవసరమైన</w:t>
       </w:r>
-      <w:proofErr w:type="spellEnd"/>
-      <w:r>
-        <w:t xml:space="preserve"> </w:t>
-      </w:r>
-      <w:proofErr w:type="spellStart"/>
+      <w:r>
+        <w:t xml:space="preserve"> </w:t>
+      </w:r>
       <w:r>
         <w:rPr>
           <w:rFonts w:ascii="Nirmala UI" w:hAnsi="Nirmala UI" w:cs="Nirmala UI"/>
         </w:rPr>
         <w:t>క్రింది</w:t>
       </w:r>
-      <w:proofErr w:type="spellEnd"/>
       <w:r>
         <w:t xml:space="preserve"> Essential Plugins </w:t>
       </w:r>
-      <w:proofErr w:type="spellStart"/>
       <w:r>
         <w:rPr>
           <w:rFonts w:ascii="Nirmala UI" w:hAnsi="Nirmala UI" w:cs="Nirmala UI"/>
         </w:rPr>
         <w:t>ని</w:t>
       </w:r>
-      <w:proofErr w:type="spellEnd"/>
-      <w:r>
-        <w:t xml:space="preserve"> </w:t>
-      </w:r>
-      <w:proofErr w:type="spellStart"/>
+      <w:r>
+        <w:t xml:space="preserve"> </w:t>
+      </w:r>
       <w:r>
         <w:rPr>
           <w:rFonts w:ascii="Nirmala UI" w:hAnsi="Nirmala UI" w:cs="Nirmala UI"/>
         </w:rPr>
         <w:t>ఇన్స్టాల్</w:t>
       </w:r>
-      <w:proofErr w:type="spellEnd"/>
-      <w:r>
-        <w:t xml:space="preserve"> </w:t>
-      </w:r>
-      <w:proofErr w:type="spellStart"/>
+      <w:r>
+        <w:t xml:space="preserve"> </w:t>
+      </w:r>
       <w:r>
         <w:rPr>
           <w:rFonts w:ascii="Nirmala UI" w:hAnsi="Nirmala UI" w:cs="Nirmala UI"/>
         </w:rPr>
         <w:t>చేసాము</w:t>
       </w:r>
-      <w:proofErr w:type="spellEnd"/>
       <w:r>
         <w:t>:</w:t>
       </w:r>
@@ -783,14 +683,12 @@
       <w:r>
         <w:t xml:space="preserve"> (SAST Code Quality Analysis </w:t>
       </w:r>
-      <w:proofErr w:type="spellStart"/>
       <w:r>
         <w:rPr>
           <w:rFonts w:ascii="Nirmala UI" w:hAnsi="Nirmala UI" w:cs="Nirmala UI"/>
         </w:rPr>
         <w:t>కోసం</w:t>
       </w:r>
-      <w:proofErr w:type="spellEnd"/>
       <w:r>
         <w:t>)</w:t>
       </w:r>
@@ -812,14 +710,12 @@
       <w:r>
         <w:t xml:space="preserve"> (NodeJS 20 / JS dependencies auto-install </w:t>
       </w:r>
-      <w:proofErr w:type="spellStart"/>
       <w:r>
         <w:rPr>
           <w:rFonts w:ascii="Nirmala UI" w:hAnsi="Nirmala UI" w:cs="Nirmala UI"/>
         </w:rPr>
         <w:t>కోసం</w:t>
       </w:r>
-      <w:proofErr w:type="spellEnd"/>
       <w:r>
         <w:t>)</w:t>
       </w:r>
@@ -836,45 +732,27 @@
           <w:b/>
           <w:bCs/>
         </w:rPr>
-        <w:t>Email Extension Plugin (email-</w:t>
-      </w:r>
-      <w:proofErr w:type="spellStart"/>
+        <w:t>Email Extension Plugin (email-ext)</w:t>
+      </w:r>
+      <w:r>
+        <w:t xml:space="preserve"> &amp; </w:t>
+      </w:r>
       <w:r>
         <w:rPr>
           <w:b/>
           <w:bCs/>
         </w:rPr>
-        <w:t>ext</w:t>
-      </w:r>
-      <w:proofErr w:type="spellEnd"/>
-      <w:r>
-        <w:rPr>
-          <w:b/>
-          <w:bCs/>
-        </w:rPr>
-        <w:t>)</w:t>
-      </w:r>
-      <w:r>
-        <w:t xml:space="preserve"> &amp; </w:t>
-      </w:r>
-      <w:r>
-        <w:rPr>
-          <w:b/>
-          <w:bCs/>
-        </w:rPr>
         <w:t>Mailer Plugin</w:t>
       </w:r>
       <w:r>
         <w:t xml:space="preserve"> (HTML build alerts </w:t>
       </w:r>
-      <w:proofErr w:type="spellStart"/>
       <w:r>
         <w:rPr>
           <w:rFonts w:ascii="Nirmala UI" w:hAnsi="Nirmala UI" w:cs="Nirmala UI"/>
         </w:rPr>
         <w:t>పంపడానికి</w:t>
       </w:r>
-      <w:proofErr w:type="spellEnd"/>
       <w:r>
         <w:t>)</w:t>
       </w:r>
@@ -896,14 +774,12 @@
       <w:r>
         <w:t xml:space="preserve"> (Docker build, push &amp; container scanning </w:t>
       </w:r>
-      <w:proofErr w:type="spellStart"/>
       <w:r>
         <w:rPr>
           <w:rFonts w:ascii="Nirmala UI" w:hAnsi="Nirmala UI" w:cs="Nirmala UI"/>
         </w:rPr>
         <w:t>కోసం</w:t>
       </w:r>
-      <w:proofErr w:type="spellEnd"/>
       <w:r>
         <w:t>)</w:t>
       </w:r>
@@ -931,46 +807,32 @@
         </w:numPr>
       </w:pPr>
       <w:r>
-        <w:t>SonarQube Server UI ([</w:t>
-      </w:r>
-      <w:proofErr w:type="gramStart"/>
-      <w:r>
-        <w:t>http://13.218.249.139:9000](</w:t>
-      </w:r>
-      <w:proofErr w:type="gramEnd"/>
-      <w:r>
-        <w:t xml:space="preserve">http://13.218.249.139:9000)) </w:t>
-      </w:r>
-      <w:proofErr w:type="spellStart"/>
+        <w:t xml:space="preserve">SonarQube Server UI ([http://13.218.249.139:9000](http://13.218.249.139:9000)) </w:t>
+      </w:r>
       <w:r>
         <w:rPr>
           <w:rFonts w:ascii="Nirmala UI" w:hAnsi="Nirmala UI" w:cs="Nirmala UI"/>
         </w:rPr>
         <w:t>లో</w:t>
       </w:r>
-      <w:proofErr w:type="spellEnd"/>
-      <w:r>
-        <w:t xml:space="preserve"> </w:t>
-      </w:r>
-      <w:proofErr w:type="spellStart"/>
+      <w:r>
+        <w:t xml:space="preserve"> </w:t>
+      </w:r>
       <w:r>
         <w:rPr>
           <w:rFonts w:ascii="Nirmala UI" w:hAnsi="Nirmala UI" w:cs="Nirmala UI"/>
         </w:rPr>
         <w:t>లాగిన్</w:t>
       </w:r>
-      <w:proofErr w:type="spellEnd"/>
-      <w:r>
-        <w:t xml:space="preserve"> </w:t>
-      </w:r>
-      <w:proofErr w:type="spellStart"/>
+      <w:r>
+        <w:t xml:space="preserve"> </w:t>
+      </w:r>
       <w:r>
         <w:rPr>
           <w:rFonts w:ascii="Nirmala UI" w:hAnsi="Nirmala UI" w:cs="Nirmala UI"/>
         </w:rPr>
         <w:t>అయి</w:t>
       </w:r>
-      <w:proofErr w:type="spellEnd"/>
       <w:r>
         <w:t>:</w:t>
       </w:r>
@@ -985,14 +847,12 @@
       <w:r>
         <w:t xml:space="preserve">My Account -&gt; Security -&gt; Generate Token </w:t>
       </w:r>
-      <w:proofErr w:type="spellStart"/>
       <w:r>
         <w:rPr>
           <w:rFonts w:ascii="Nirmala UI" w:hAnsi="Nirmala UI" w:cs="Nirmala UI"/>
         </w:rPr>
         <w:t>ద్వారా</w:t>
       </w:r>
-      <w:proofErr w:type="spellEnd"/>
       <w:r>
         <w:t xml:space="preserve"> </w:t>
       </w:r>
@@ -1004,35 +864,23 @@
         <w:t>User Token</w:t>
       </w:r>
       <w:r>
-        <w:t xml:space="preserve"> (</w:t>
-      </w:r>
-      <w:proofErr w:type="spellStart"/>
-      <w:r>
-        <w:t>jenkins</w:t>
-      </w:r>
-      <w:proofErr w:type="spellEnd"/>
-      <w:r>
-        <w:t xml:space="preserve">-sonar-token) </w:t>
-      </w:r>
-      <w:proofErr w:type="spellStart"/>
+        <w:t xml:space="preserve"> (jenkins-sonar-token) </w:t>
+      </w:r>
       <w:r>
         <w:rPr>
           <w:rFonts w:ascii="Nirmala UI" w:hAnsi="Nirmala UI" w:cs="Nirmala UI"/>
         </w:rPr>
         <w:t>జనరేట్</w:t>
       </w:r>
-      <w:proofErr w:type="spellEnd"/>
-      <w:r>
-        <w:t xml:space="preserve"> </w:t>
-      </w:r>
-      <w:proofErr w:type="spellStart"/>
+      <w:r>
+        <w:t xml:space="preserve"> </w:t>
+      </w:r>
       <w:r>
         <w:rPr>
           <w:rFonts w:ascii="Nirmala UI" w:hAnsi="Nirmala UI" w:cs="Nirmala UI"/>
         </w:rPr>
         <w:t>చేసాము</w:t>
       </w:r>
-      <w:proofErr w:type="spellEnd"/>
       <w:r>
         <w:t>.</w:t>
       </w:r>
@@ -1062,25 +910,21 @@
       <w:r>
         <w:t xml:space="preserve">Jenkins UI </w:t>
       </w:r>
-      <w:proofErr w:type="spellStart"/>
       <w:r>
         <w:rPr>
           <w:rFonts w:ascii="Nirmala UI" w:hAnsi="Nirmala UI" w:cs="Nirmala UI"/>
         </w:rPr>
         <w:t>లో</w:t>
       </w:r>
-      <w:proofErr w:type="spellEnd"/>
       <w:r>
         <w:t xml:space="preserve"> Manage Jenkins -&gt; Credentials -&gt; Global credentials </w:t>
       </w:r>
-      <w:proofErr w:type="spellStart"/>
       <w:r>
         <w:rPr>
           <w:rFonts w:ascii="Nirmala UI" w:hAnsi="Nirmala UI" w:cs="Nirmala UI"/>
         </w:rPr>
         <w:t>వద్ద</w:t>
       </w:r>
-      <w:proofErr w:type="spellEnd"/>
       <w:r>
         <w:t xml:space="preserve"> </w:t>
       </w:r>
@@ -1094,14 +938,12 @@
       <w:r>
         <w:t xml:space="preserve"> </w:t>
       </w:r>
-      <w:proofErr w:type="spellStart"/>
       <w:r>
         <w:rPr>
           <w:rFonts w:ascii="Nirmala UI" w:hAnsi="Nirmala UI" w:cs="Nirmala UI"/>
         </w:rPr>
         <w:t>గా</w:t>
       </w:r>
-      <w:proofErr w:type="spellEnd"/>
       <w:r>
         <w:t xml:space="preserve"> </w:t>
       </w:r>
@@ -1114,80 +956,66 @@
       <w:r>
         <w:t xml:space="preserve"> Token </w:t>
       </w:r>
-      <w:proofErr w:type="spellStart"/>
       <w:r>
         <w:rPr>
           <w:rFonts w:ascii="Nirmala UI" w:hAnsi="Nirmala UI" w:cs="Nirmala UI"/>
         </w:rPr>
         <w:t>ని</w:t>
       </w:r>
-      <w:proofErr w:type="spellEnd"/>
       <w:r>
         <w:t xml:space="preserve"> sonar-token </w:t>
       </w:r>
-      <w:proofErr w:type="spellStart"/>
       <w:r>
         <w:rPr>
           <w:rFonts w:ascii="Nirmala UI" w:hAnsi="Nirmala UI" w:cs="Nirmala UI"/>
         </w:rPr>
         <w:t>అనే</w:t>
       </w:r>
-      <w:proofErr w:type="spellEnd"/>
       <w:r>
         <w:t xml:space="preserve"> ID </w:t>
       </w:r>
-      <w:proofErr w:type="spellStart"/>
       <w:r>
         <w:rPr>
           <w:rFonts w:ascii="Nirmala UI" w:hAnsi="Nirmala UI" w:cs="Nirmala UI"/>
         </w:rPr>
         <w:t>తో</w:t>
       </w:r>
-      <w:proofErr w:type="spellEnd"/>
-      <w:r>
-        <w:t xml:space="preserve"> </w:t>
-      </w:r>
-      <w:proofErr w:type="spellStart"/>
+      <w:r>
+        <w:t xml:space="preserve"> </w:t>
+      </w:r>
       <w:r>
         <w:rPr>
           <w:rFonts w:ascii="Nirmala UI" w:hAnsi="Nirmala UI" w:cs="Nirmala UI"/>
         </w:rPr>
         <w:t>సెక్యూర్</w:t>
       </w:r>
-      <w:proofErr w:type="spellEnd"/>
-      <w:r>
-        <w:t xml:space="preserve"> </w:t>
-      </w:r>
-      <w:proofErr w:type="spellStart"/>
+      <w:r>
+        <w:t xml:space="preserve"> </w:t>
+      </w:r>
       <w:r>
         <w:rPr>
           <w:rFonts w:ascii="Nirmala UI" w:hAnsi="Nirmala UI" w:cs="Nirmala UI"/>
         </w:rPr>
         <w:t>గా</w:t>
       </w:r>
-      <w:proofErr w:type="spellEnd"/>
-      <w:r>
-        <w:t xml:space="preserve"> </w:t>
-      </w:r>
-      <w:proofErr w:type="spellStart"/>
+      <w:r>
+        <w:t xml:space="preserve"> </w:t>
+      </w:r>
       <w:r>
         <w:rPr>
           <w:rFonts w:ascii="Nirmala UI" w:hAnsi="Nirmala UI" w:cs="Nirmala UI"/>
         </w:rPr>
         <w:t>సేవ్</w:t>
       </w:r>
-      <w:proofErr w:type="spellEnd"/>
-      <w:r>
-        <w:t xml:space="preserve"> </w:t>
-      </w:r>
-      <w:proofErr w:type="spellStart"/>
+      <w:r>
+        <w:t xml:space="preserve"> </w:t>
+      </w:r>
       <w:r>
         <w:rPr>
           <w:rFonts w:ascii="Nirmala UI" w:hAnsi="Nirmala UI" w:cs="Nirmala UI"/>
         </w:rPr>
         <w:t>చేసాము</w:t>
       </w:r>
-      <w:proofErr w:type="spellEnd"/>
       <w:r>
         <w:t>.</w:t>
       </w:r>
@@ -1232,14 +1060,12 @@
       <w:r>
         <w:t xml:space="preserve">Manage Jenkins -&gt; System </w:t>
       </w:r>
-      <w:proofErr w:type="spellStart"/>
       <w:r>
         <w:rPr>
           <w:rFonts w:ascii="Nirmala UI" w:hAnsi="Nirmala UI" w:cs="Nirmala UI"/>
         </w:rPr>
         <w:t>లో</w:t>
       </w:r>
-      <w:proofErr w:type="spellEnd"/>
       <w:r>
         <w:t xml:space="preserve"> </w:t>
       </w:r>
@@ -1253,58 +1079,48 @@
       <w:r>
         <w:t xml:space="preserve"> </w:t>
       </w:r>
-      <w:proofErr w:type="spellStart"/>
       <w:r>
         <w:rPr>
           <w:rFonts w:ascii="Nirmala UI" w:hAnsi="Nirmala UI" w:cs="Nirmala UI"/>
         </w:rPr>
         <w:t>సెక్షన్</w:t>
       </w:r>
-      <w:proofErr w:type="spellEnd"/>
-      <w:r>
-        <w:t xml:space="preserve"> </w:t>
-      </w:r>
-      <w:proofErr w:type="spellStart"/>
+      <w:r>
+        <w:t xml:space="preserve"> </w:t>
+      </w:r>
       <w:r>
         <w:rPr>
           <w:rFonts w:ascii="Nirmala UI" w:hAnsi="Nirmala UI" w:cs="Nirmala UI"/>
         </w:rPr>
         <w:t>కి</w:t>
       </w:r>
-      <w:proofErr w:type="spellEnd"/>
-      <w:r>
-        <w:t xml:space="preserve"> </w:t>
-      </w:r>
-      <w:proofErr w:type="spellStart"/>
+      <w:r>
+        <w:t xml:space="preserve"> </w:t>
+      </w:r>
       <w:r>
         <w:rPr>
           <w:rFonts w:ascii="Nirmala UI" w:hAnsi="Nirmala UI" w:cs="Nirmala UI"/>
         </w:rPr>
         <w:t>వెళ్ళి</w:t>
       </w:r>
-      <w:proofErr w:type="spellEnd"/>
       <w:r>
         <w:t xml:space="preserve"> Server Details </w:t>
       </w:r>
-      <w:proofErr w:type="spellStart"/>
       <w:r>
         <w:rPr>
           <w:rFonts w:ascii="Nirmala UI" w:hAnsi="Nirmala UI" w:cs="Nirmala UI"/>
         </w:rPr>
         <w:t>యాడ్</w:t>
       </w:r>
-      <w:proofErr w:type="spellEnd"/>
-      <w:r>
-        <w:t xml:space="preserve"> </w:t>
-      </w:r>
-      <w:proofErr w:type="spellStart"/>
+      <w:r>
+        <w:t xml:space="preserve"> </w:t>
+      </w:r>
       <w:r>
         <w:rPr>
           <w:rFonts w:ascii="Nirmala UI" w:hAnsi="Nirmala UI" w:cs="Nirmala UI"/>
         </w:rPr>
         <w:t>చేసాము</w:t>
       </w:r>
-      <w:proofErr w:type="spellEnd"/>
       <w:r>
         <w:t>:</w:t>
       </w:r>
@@ -1342,15 +1158,7 @@
         <w:t>Server URL:</w:t>
       </w:r>
       <w:r>
-        <w:t xml:space="preserve"> [</w:t>
-      </w:r>
-      <w:proofErr w:type="gramStart"/>
-      <w:r>
-        <w:t>http://13.218.249.139:9000](</w:t>
-      </w:r>
-      <w:proofErr w:type="gramEnd"/>
-      <w:r>
-        <w:t>http://13.218.249.139:9000)</w:t>
+        <w:t xml:space="preserve"> [http://13.218.249.139:9000](http://13.218.249.139:9000)</w:t>
       </w:r>
     </w:p>
     <w:p>
@@ -1370,47 +1178,39 @@
       <w:r>
         <w:t xml:space="preserve"> sonar-token (Credentials </w:t>
       </w:r>
-      <w:proofErr w:type="spellStart"/>
       <w:r>
         <w:rPr>
           <w:rFonts w:ascii="Nirmala UI" w:hAnsi="Nirmala UI" w:cs="Nirmala UI"/>
         </w:rPr>
         <w:t>లో</w:t>
       </w:r>
-      <w:proofErr w:type="spellEnd"/>
-      <w:r>
-        <w:t xml:space="preserve"> </w:t>
-      </w:r>
-      <w:proofErr w:type="spellStart"/>
+      <w:r>
+        <w:t xml:space="preserve"> </w:t>
+      </w:r>
       <w:r>
         <w:rPr>
           <w:rFonts w:ascii="Nirmala UI" w:hAnsi="Nirmala UI" w:cs="Nirmala UI"/>
         </w:rPr>
         <w:t>ఉన్నది</w:t>
       </w:r>
-      <w:proofErr w:type="spellEnd"/>
-      <w:r>
-        <w:t xml:space="preserve"> </w:t>
-      </w:r>
-      <w:proofErr w:type="spellStart"/>
+      <w:r>
+        <w:t xml:space="preserve"> </w:t>
+      </w:r>
       <w:r>
         <w:rPr>
           <w:rFonts w:ascii="Nirmala UI" w:hAnsi="Nirmala UI" w:cs="Nirmala UI"/>
         </w:rPr>
         <w:t>సెలెక్ట్</w:t>
       </w:r>
-      <w:proofErr w:type="spellEnd"/>
-      <w:r>
-        <w:t xml:space="preserve"> </w:t>
-      </w:r>
-      <w:proofErr w:type="spellStart"/>
+      <w:r>
+        <w:t xml:space="preserve"> </w:t>
+      </w:r>
       <w:r>
         <w:rPr>
           <w:rFonts w:ascii="Nirmala UI" w:hAnsi="Nirmala UI" w:cs="Nirmala UI"/>
         </w:rPr>
         <w:t>చేసాము</w:t>
       </w:r>
-      <w:proofErr w:type="spellEnd"/>
       <w:r>
         <w:t>)</w:t>
       </w:r>
@@ -1440,14 +1240,12 @@
       <w:r>
         <w:t xml:space="preserve">Manage Jenkins -&gt; Tools </w:t>
       </w:r>
-      <w:proofErr w:type="spellStart"/>
       <w:r>
         <w:rPr>
           <w:rFonts w:ascii="Nirmala UI" w:hAnsi="Nirmala UI" w:cs="Nirmala UI"/>
         </w:rPr>
         <w:t>లో</w:t>
       </w:r>
-      <w:proofErr w:type="spellEnd"/>
       <w:r>
         <w:t xml:space="preserve"> </w:t>
       </w:r>
@@ -1461,14 +1259,12 @@
       <w:r>
         <w:t xml:space="preserve"> </w:t>
       </w:r>
-      <w:proofErr w:type="spellStart"/>
       <w:r>
         <w:rPr>
           <w:rFonts w:ascii="Nirmala UI" w:hAnsi="Nirmala UI" w:cs="Nirmala UI"/>
         </w:rPr>
         <w:t>మరియు</w:t>
       </w:r>
-      <w:proofErr w:type="spellEnd"/>
       <w:r>
         <w:t xml:space="preserve"> </w:t>
       </w:r>
@@ -1480,11 +1276,7 @@
         <w:t>NodeJS</w:t>
       </w:r>
       <w:r>
-        <w:t xml:space="preserve"> </w:t>
-      </w:r>
-      <w:proofErr w:type="spellStart"/>
-      <w:r>
-        <w:t>ტ</w:t>
+        <w:t xml:space="preserve"> ტ</w:t>
       </w:r>
       <w:r>
         <w:rPr>
@@ -1492,62 +1284,51 @@
         </w:rPr>
         <w:t>ూల్స్</w:t>
       </w:r>
-      <w:proofErr w:type="spellEnd"/>
-      <w:r>
-        <w:t xml:space="preserve"> </w:t>
-      </w:r>
-      <w:proofErr w:type="spellStart"/>
+      <w:r>
+        <w:t xml:space="preserve"> </w:t>
+      </w:r>
       <w:r>
         <w:rPr>
           <w:rFonts w:ascii="Nirmala UI" w:hAnsi="Nirmala UI" w:cs="Nirmala UI"/>
         </w:rPr>
         <w:t>ని</w:t>
       </w:r>
-      <w:proofErr w:type="spellEnd"/>
       <w:r>
         <w:t xml:space="preserve"> Auto-Installation </w:t>
       </w:r>
-      <w:proofErr w:type="spellStart"/>
       <w:r>
         <w:rPr>
           <w:rFonts w:ascii="Nirmala UI" w:hAnsi="Nirmala UI" w:cs="Nirmala UI"/>
         </w:rPr>
         <w:t>మోడ్</w:t>
       </w:r>
-      <w:proofErr w:type="spellEnd"/>
-      <w:r>
-        <w:t xml:space="preserve"> </w:t>
-      </w:r>
-      <w:proofErr w:type="spellStart"/>
+      <w:r>
+        <w:t xml:space="preserve"> </w:t>
+      </w:r>
       <w:r>
         <w:rPr>
           <w:rFonts w:ascii="Nirmala UI" w:hAnsi="Nirmala UI" w:cs="Nirmala UI"/>
         </w:rPr>
         <w:t>లో</w:t>
       </w:r>
-      <w:proofErr w:type="spellEnd"/>
-      <w:r>
-        <w:t xml:space="preserve"> </w:t>
-      </w:r>
-      <w:proofErr w:type="spellStart"/>
+      <w:r>
+        <w:t xml:space="preserve"> </w:t>
+      </w:r>
       <w:r>
         <w:rPr>
           <w:rFonts w:ascii="Nirmala UI" w:hAnsi="Nirmala UI" w:cs="Nirmala UI"/>
         </w:rPr>
         <w:t>కాన్ఫిగర్</w:t>
       </w:r>
-      <w:proofErr w:type="spellEnd"/>
-      <w:r>
-        <w:t xml:space="preserve"> </w:t>
-      </w:r>
-      <w:proofErr w:type="spellStart"/>
+      <w:r>
+        <w:t xml:space="preserve"> </w:t>
+      </w:r>
       <w:r>
         <w:rPr>
           <w:rFonts w:ascii="Nirmala UI" w:hAnsi="Nirmala UI" w:cs="Nirmala UI"/>
         </w:rPr>
         <w:t>చేసాము</w:t>
       </w:r>
-      <w:proofErr w:type="spellEnd"/>
       <w:r>
         <w:t>.</w:t>
       </w:r>
@@ -1577,69 +1358,57 @@
       <w:r>
         <w:t xml:space="preserve">SonarQube Server UI </w:t>
       </w:r>
-      <w:proofErr w:type="spellStart"/>
       <w:r>
         <w:rPr>
           <w:rFonts w:ascii="Nirmala UI" w:hAnsi="Nirmala UI" w:cs="Nirmala UI"/>
         </w:rPr>
         <w:t>లో</w:t>
       </w:r>
-      <w:proofErr w:type="spellEnd"/>
       <w:r>
         <w:t xml:space="preserve"> Administration -&gt; Configuration -&gt; Webhooks </w:t>
       </w:r>
-      <w:proofErr w:type="spellStart"/>
       <w:r>
         <w:rPr>
           <w:rFonts w:ascii="Nirmala UI" w:hAnsi="Nirmala UI" w:cs="Nirmala UI"/>
         </w:rPr>
         <w:t>కి</w:t>
       </w:r>
-      <w:proofErr w:type="spellEnd"/>
-      <w:r>
-        <w:t xml:space="preserve"> </w:t>
-      </w:r>
-      <w:proofErr w:type="spellStart"/>
+      <w:r>
+        <w:t xml:space="preserve"> </w:t>
+      </w:r>
       <w:r>
         <w:rPr>
           <w:rFonts w:ascii="Nirmala UI" w:hAnsi="Nirmala UI" w:cs="Nirmala UI"/>
         </w:rPr>
         <w:t>వెళ్ళి</w:t>
       </w:r>
-      <w:proofErr w:type="spellEnd"/>
-      <w:r>
-        <w:t xml:space="preserve"> </w:t>
-      </w:r>
-      <w:proofErr w:type="spellStart"/>
+      <w:r>
+        <w:t xml:space="preserve"> </w:t>
+      </w:r>
       <w:r>
         <w:rPr>
           <w:rFonts w:ascii="Nirmala UI" w:hAnsi="Nirmala UI" w:cs="Nirmala UI"/>
         </w:rPr>
         <w:t>క్రొత్త</w:t>
       </w:r>
-      <w:proofErr w:type="spellEnd"/>
       <w:r>
         <w:t xml:space="preserve"> Webhook </w:t>
       </w:r>
-      <w:proofErr w:type="spellStart"/>
       <w:r>
         <w:rPr>
           <w:rFonts w:ascii="Nirmala UI" w:hAnsi="Nirmala UI" w:cs="Nirmala UI"/>
         </w:rPr>
         <w:t>క్రియేట్</w:t>
       </w:r>
-      <w:proofErr w:type="spellEnd"/>
-      <w:r>
-        <w:t xml:space="preserve"> </w:t>
-      </w:r>
-      <w:proofErr w:type="spellStart"/>
+      <w:r>
+        <w:t xml:space="preserve"> </w:t>
+      </w:r>
       <w:r>
         <w:rPr>
           <w:rFonts w:ascii="Nirmala UI" w:hAnsi="Nirmala UI" w:cs="Nirmala UI"/>
         </w:rPr>
         <w:t>చేసాము</w:t>
       </w:r>
-      <w:proofErr w:type="spellEnd"/>
       <w:r>
         <w:t>:</w:t>
       </w:r>
@@ -1688,7 +1457,6 @@
           <w:numId w:val="5"/>
         </w:numPr>
       </w:pPr>
-      <w:proofErr w:type="spellStart"/>
       <w:r>
         <w:rPr>
           <w:rFonts w:ascii="Nirmala UI" w:hAnsi="Nirmala UI" w:cs="Nirmala UI"/>
@@ -1697,7 +1465,6 @@
         </w:rPr>
         <w:t>ఉపయోగం</w:t>
       </w:r>
-      <w:proofErr w:type="spellEnd"/>
       <w:r>
         <w:rPr>
           <w:b/>
@@ -1708,193 +1475,141 @@
       <w:r>
         <w:t xml:space="preserve"> </w:t>
       </w:r>
-      <w:proofErr w:type="spellStart"/>
       <w:r>
         <w:rPr>
           <w:rFonts w:ascii="Nirmala UI" w:hAnsi="Nirmala UI" w:cs="Nirmala UI"/>
         </w:rPr>
         <w:t>కోడ్</w:t>
       </w:r>
-      <w:proofErr w:type="spellEnd"/>
-      <w:r>
-        <w:t xml:space="preserve"> </w:t>
-      </w:r>
-      <w:proofErr w:type="spellStart"/>
+      <w:r>
+        <w:t xml:space="preserve"> </w:t>
+      </w:r>
       <w:r>
         <w:rPr>
           <w:rFonts w:ascii="Nirmala UI" w:hAnsi="Nirmala UI" w:cs="Nirmala UI"/>
         </w:rPr>
         <w:t>స్కాన్</w:t>
       </w:r>
-      <w:proofErr w:type="spellEnd"/>
-      <w:r>
-        <w:t xml:space="preserve"> </w:t>
-      </w:r>
-      <w:proofErr w:type="spellStart"/>
+      <w:r>
+        <w:t xml:space="preserve"> </w:t>
+      </w:r>
       <w:r>
         <w:rPr>
           <w:rFonts w:ascii="Nirmala UI" w:hAnsi="Nirmala UI" w:cs="Nirmala UI"/>
         </w:rPr>
         <w:t>పూర్తయిన</w:t>
       </w:r>
-      <w:proofErr w:type="spellEnd"/>
-      <w:r>
-        <w:t xml:space="preserve"> </w:t>
-      </w:r>
-      <w:proofErr w:type="spellStart"/>
+      <w:r>
+        <w:t xml:space="preserve"> </w:t>
+      </w:r>
       <w:r>
         <w:rPr>
           <w:rFonts w:ascii="Nirmala UI" w:hAnsi="Nirmala UI" w:cs="Nirmala UI"/>
         </w:rPr>
         <w:t>తర్వాత</w:t>
       </w:r>
-      <w:proofErr w:type="spellEnd"/>
       <w:r>
         <w:t xml:space="preserve"> Quality Gate (PASSED/FAILED) </w:t>
       </w:r>
-      <w:proofErr w:type="spellStart"/>
       <w:r>
         <w:rPr>
           <w:rFonts w:ascii="Nirmala UI" w:hAnsi="Nirmala UI" w:cs="Nirmala UI"/>
         </w:rPr>
         <w:t>స్టేటస్</w:t>
       </w:r>
-      <w:proofErr w:type="spellEnd"/>
-      <w:r>
-        <w:t xml:space="preserve"> </w:t>
-      </w:r>
-      <w:proofErr w:type="spellStart"/>
+      <w:r>
+        <w:t xml:space="preserve"> </w:t>
+      </w:r>
       <w:r>
         <w:rPr>
           <w:rFonts w:ascii="Nirmala UI" w:hAnsi="Nirmala UI" w:cs="Nirmala UI"/>
         </w:rPr>
         <w:t>ని</w:t>
       </w:r>
-      <w:proofErr w:type="spellEnd"/>
       <w:r>
         <w:t xml:space="preserve"> SonarQube </w:t>
       </w:r>
-      <w:proofErr w:type="spellStart"/>
       <w:r>
         <w:rPr>
           <w:rFonts w:ascii="Nirmala UI" w:hAnsi="Nirmala UI" w:cs="Nirmala UI"/>
         </w:rPr>
         <w:t>నుండి</w:t>
       </w:r>
-      <w:proofErr w:type="spellEnd"/>
       <w:r>
         <w:t xml:space="preserve"> Jenkins </w:t>
       </w:r>
-      <w:proofErr w:type="spellStart"/>
       <w:r>
         <w:rPr>
           <w:rFonts w:ascii="Nirmala UI" w:hAnsi="Nirmala UI" w:cs="Nirmala UI"/>
         </w:rPr>
         <w:t>కు</w:t>
       </w:r>
-      <w:proofErr w:type="spellEnd"/>
-      <w:r>
-        <w:t xml:space="preserve"> </w:t>
-      </w:r>
-      <w:proofErr w:type="spellStart"/>
+      <w:r>
+        <w:t xml:space="preserve"> </w:t>
+      </w:r>
       <w:r>
         <w:rPr>
           <w:rFonts w:ascii="Nirmala UI" w:hAnsi="Nirmala UI" w:cs="Nirmala UI"/>
         </w:rPr>
         <w:t>ఆటోమేటిక్</w:t>
       </w:r>
-      <w:proofErr w:type="spellEnd"/>
-      <w:r>
-        <w:t xml:space="preserve"> </w:t>
-      </w:r>
-      <w:proofErr w:type="spellStart"/>
+      <w:r>
+        <w:t xml:space="preserve"> </w:t>
+      </w:r>
       <w:r>
         <w:rPr>
           <w:rFonts w:ascii="Nirmala UI" w:hAnsi="Nirmala UI" w:cs="Nirmala UI"/>
         </w:rPr>
         <w:t>గా</w:t>
       </w:r>
-      <w:proofErr w:type="spellEnd"/>
-      <w:r>
-        <w:t xml:space="preserve"> </w:t>
-      </w:r>
-      <w:proofErr w:type="spellStart"/>
+      <w:r>
+        <w:t xml:space="preserve"> </w:t>
+      </w:r>
       <w:r>
         <w:rPr>
           <w:rFonts w:ascii="Nirmala UI" w:hAnsi="Nirmala UI" w:cs="Nirmala UI"/>
         </w:rPr>
         <w:t>తెలియజేయడానికి</w:t>
       </w:r>
-      <w:proofErr w:type="spellEnd"/>
-      <w:r>
-        <w:t xml:space="preserve"> </w:t>
-      </w:r>
-      <w:proofErr w:type="spellStart"/>
+      <w:r>
+        <w:t xml:space="preserve"> </w:t>
+      </w:r>
       <w:r>
         <w:rPr>
           <w:rFonts w:ascii="Nirmala UI" w:hAnsi="Nirmala UI" w:cs="Nirmala UI"/>
         </w:rPr>
         <w:t>మరియు</w:t>
       </w:r>
-      <w:proofErr w:type="spellEnd"/>
-      <w:r>
-        <w:t xml:space="preserve"> </w:t>
-      </w:r>
-      <w:proofErr w:type="spellStart"/>
-      <w:r>
-        <w:t>Jenkinsfile</w:t>
-      </w:r>
-      <w:proofErr w:type="spellEnd"/>
-      <w:r>
-        <w:t xml:space="preserve"> </w:t>
-      </w:r>
-      <w:proofErr w:type="spellStart"/>
+      <w:r>
+        <w:t xml:space="preserve"> Jenkinsfile </w:t>
+      </w:r>
       <w:r>
         <w:rPr>
           <w:rFonts w:ascii="Nirmala UI" w:hAnsi="Nirmala UI" w:cs="Nirmala UI"/>
         </w:rPr>
         <w:t>లో</w:t>
       </w:r>
-      <w:proofErr w:type="spellEnd"/>
-      <w:r>
-        <w:t xml:space="preserve"> </w:t>
-      </w:r>
-      <w:proofErr w:type="spellStart"/>
-      <w:proofErr w:type="gramStart"/>
-      <w:r>
-        <w:t>waitForQualityGate</w:t>
-      </w:r>
-      <w:proofErr w:type="spellEnd"/>
-      <w:r>
-        <w:t>(</w:t>
-      </w:r>
-      <w:proofErr w:type="gramEnd"/>
-      <w:r>
-        <w:t xml:space="preserve">) </w:t>
-      </w:r>
-      <w:proofErr w:type="spellStart"/>
+      <w:r>
+        <w:t xml:space="preserve"> waitForQualityGate() </w:t>
+      </w:r>
       <w:r>
         <w:rPr>
           <w:rFonts w:ascii="Nirmala UI" w:hAnsi="Nirmala UI" w:cs="Nirmala UI"/>
         </w:rPr>
         <w:t>బ్లాక్</w:t>
       </w:r>
-      <w:proofErr w:type="spellEnd"/>
-      <w:r>
-        <w:t xml:space="preserve"> </w:t>
-      </w:r>
-      <w:proofErr w:type="spellStart"/>
+      <w:r>
+        <w:t xml:space="preserve"> </w:t>
+      </w:r>
       <w:r>
         <w:rPr>
           <w:rFonts w:ascii="Nirmala UI" w:hAnsi="Nirmala UI" w:cs="Nirmala UI"/>
         </w:rPr>
         <w:t>ద్వారా</w:t>
       </w:r>
-      <w:proofErr w:type="spellEnd"/>
-      <w:r>
-        <w:t xml:space="preserve"> </w:t>
-      </w:r>
-      <w:proofErr w:type="spellStart"/>
+      <w:r>
+        <w:t xml:space="preserve"> </w:t>
+      </w:r>
       <w:r>
         <w:rPr>
           <w:rFonts w:ascii="Nirmala UI" w:hAnsi="Nirmala UI" w:cs="Nirmala UI"/>
@@ -1910,62 +1625,51 @@
         </w:rPr>
         <w:t>లైన్</w:t>
       </w:r>
-      <w:proofErr w:type="spellEnd"/>
-      <w:r>
-        <w:t xml:space="preserve"> </w:t>
-      </w:r>
-      <w:proofErr w:type="spellStart"/>
+      <w:r>
+        <w:t xml:space="preserve"> </w:t>
+      </w:r>
       <w:r>
         <w:rPr>
           <w:rFonts w:ascii="Nirmala UI" w:hAnsi="Nirmala UI" w:cs="Nirmala UI"/>
         </w:rPr>
         <w:t>ని</w:t>
       </w:r>
-      <w:proofErr w:type="spellEnd"/>
-      <w:r>
-        <w:t xml:space="preserve"> </w:t>
-      </w:r>
-      <w:proofErr w:type="spellStart"/>
+      <w:r>
+        <w:t xml:space="preserve"> </w:t>
+      </w:r>
       <w:r>
         <w:rPr>
           <w:rFonts w:ascii="Nirmala UI" w:hAnsi="Nirmala UI" w:cs="Nirmala UI"/>
         </w:rPr>
         <w:t>కంట్రోల్</w:t>
       </w:r>
-      <w:proofErr w:type="spellEnd"/>
-      <w:r>
-        <w:t xml:space="preserve"> </w:t>
-      </w:r>
-      <w:proofErr w:type="spellStart"/>
+      <w:r>
+        <w:t xml:space="preserve"> </w:t>
+      </w:r>
       <w:r>
         <w:rPr>
           <w:rFonts w:ascii="Nirmala UI" w:hAnsi="Nirmala UI" w:cs="Nirmala UI"/>
         </w:rPr>
         <w:t>చేయడానికి</w:t>
       </w:r>
-      <w:proofErr w:type="spellEnd"/>
-      <w:r>
-        <w:t xml:space="preserve"> </w:t>
-      </w:r>
-      <w:proofErr w:type="spellStart"/>
+      <w:r>
+        <w:t xml:space="preserve"> </w:t>
+      </w:r>
       <w:r>
         <w:rPr>
           <w:rFonts w:ascii="Nirmala UI" w:hAnsi="Nirmala UI" w:cs="Nirmala UI"/>
         </w:rPr>
         <w:t>ఇది</w:t>
       </w:r>
-      <w:proofErr w:type="spellEnd"/>
-      <w:r>
-        <w:t xml:space="preserve"> </w:t>
-      </w:r>
-      <w:proofErr w:type="spellStart"/>
+      <w:r>
+        <w:t xml:space="preserve"> </w:t>
+      </w:r>
       <w:r>
         <w:rPr>
           <w:rFonts w:ascii="Nirmala UI" w:hAnsi="Nirmala UI" w:cs="Nirmala UI"/>
         </w:rPr>
         <w:t>పనిచేస్తుంది</w:t>
       </w:r>
-      <w:proofErr w:type="spellEnd"/>
       <w:r>
         <w:t>.</w:t>
       </w:r>
@@ -1995,47 +1699,39 @@
       <w:r>
         <w:t xml:space="preserve">Gmail App Password (16-digit Passcode) </w:t>
       </w:r>
-      <w:proofErr w:type="spellStart"/>
       <w:r>
         <w:rPr>
           <w:rFonts w:ascii="Nirmala UI" w:hAnsi="Nirmala UI" w:cs="Nirmala UI"/>
         </w:rPr>
         <w:t>ని</w:t>
       </w:r>
-      <w:proofErr w:type="spellEnd"/>
       <w:r>
         <w:t xml:space="preserve"> Jenkins Credentials </w:t>
       </w:r>
-      <w:proofErr w:type="spellStart"/>
       <w:r>
         <w:rPr>
           <w:rFonts w:ascii="Nirmala UI" w:hAnsi="Nirmala UI" w:cs="Nirmala UI"/>
         </w:rPr>
         <w:t>లో</w:t>
       </w:r>
-      <w:proofErr w:type="spellEnd"/>
-      <w:r>
-        <w:t xml:space="preserve"> </w:t>
-      </w:r>
-      <w:proofErr w:type="spellStart"/>
+      <w:r>
+        <w:t xml:space="preserve"> </w:t>
+      </w:r>
       <w:r>
         <w:rPr>
           <w:rFonts w:ascii="Nirmala UI" w:hAnsi="Nirmala UI" w:cs="Nirmala UI"/>
         </w:rPr>
         <w:t>యాడ్</w:t>
       </w:r>
-      <w:proofErr w:type="spellEnd"/>
-      <w:r>
-        <w:t xml:space="preserve"> </w:t>
-      </w:r>
-      <w:proofErr w:type="spellStart"/>
+      <w:r>
+        <w:t xml:space="preserve"> </w:t>
+      </w:r>
       <w:r>
         <w:rPr>
           <w:rFonts w:ascii="Nirmala UI" w:hAnsi="Nirmala UI" w:cs="Nirmala UI"/>
         </w:rPr>
         <w:t>చేసాము</w:t>
       </w:r>
-      <w:proofErr w:type="spellEnd"/>
       <w:r>
         <w:t>.</w:t>
       </w:r>
@@ -2050,14 +1746,12 @@
       <w:r>
         <w:t xml:space="preserve">Manage Jenkins -&gt; System </w:t>
       </w:r>
-      <w:proofErr w:type="spellStart"/>
       <w:r>
         <w:rPr>
           <w:rFonts w:ascii="Nirmala UI" w:hAnsi="Nirmala UI" w:cs="Nirmala UI"/>
         </w:rPr>
         <w:t>లో</w:t>
       </w:r>
-      <w:proofErr w:type="spellEnd"/>
       <w:r>
         <w:t xml:space="preserve"> </w:t>
       </w:r>
@@ -2071,14 +1765,12 @@
       <w:r>
         <w:t xml:space="preserve"> </w:t>
       </w:r>
-      <w:proofErr w:type="spellStart"/>
       <w:r>
         <w:rPr>
           <w:rFonts w:ascii="Nirmala UI" w:hAnsi="Nirmala UI" w:cs="Nirmala UI"/>
         </w:rPr>
         <w:t>మరియు</w:t>
       </w:r>
-      <w:proofErr w:type="spellEnd"/>
       <w:r>
         <w:t xml:space="preserve"> </w:t>
       </w:r>
@@ -2092,80 +1784,66 @@
       <w:r>
         <w:t xml:space="preserve"> </w:t>
       </w:r>
-      <w:proofErr w:type="spellStart"/>
       <w:r>
         <w:rPr>
           <w:rFonts w:ascii="Nirmala UI" w:hAnsi="Nirmala UI" w:cs="Nirmala UI"/>
         </w:rPr>
         <w:t>లలో</w:t>
       </w:r>
-      <w:proofErr w:type="spellEnd"/>
       <w:r>
         <w:t xml:space="preserve"> SMTP Server (smtp.gmail.com, Port 465 SSL) </w:t>
       </w:r>
-      <w:proofErr w:type="spellStart"/>
       <w:r>
         <w:rPr>
           <w:rFonts w:ascii="Nirmala UI" w:hAnsi="Nirmala UI" w:cs="Nirmala UI"/>
         </w:rPr>
         <w:t>వివరాలు</w:t>
       </w:r>
-      <w:proofErr w:type="spellEnd"/>
-      <w:r>
-        <w:t xml:space="preserve"> </w:t>
-      </w:r>
-      <w:proofErr w:type="spellStart"/>
+      <w:r>
+        <w:t xml:space="preserve"> </w:t>
+      </w:r>
       <w:r>
         <w:rPr>
           <w:rFonts w:ascii="Nirmala UI" w:hAnsi="Nirmala UI" w:cs="Nirmala UI"/>
         </w:rPr>
         <w:t>కాన్ఫిగర్</w:t>
       </w:r>
-      <w:proofErr w:type="spellEnd"/>
-      <w:r>
-        <w:t xml:space="preserve"> </w:t>
-      </w:r>
-      <w:proofErr w:type="spellStart"/>
+      <w:r>
+        <w:t xml:space="preserve"> </w:t>
+      </w:r>
       <w:r>
         <w:rPr>
           <w:rFonts w:ascii="Nirmala UI" w:hAnsi="Nirmala UI" w:cs="Nirmala UI"/>
         </w:rPr>
         <w:t>చేసి</w:t>
       </w:r>
-      <w:proofErr w:type="spellEnd"/>
       <w:r>
         <w:t xml:space="preserve">, Test Mail </w:t>
       </w:r>
-      <w:proofErr w:type="spellStart"/>
       <w:r>
         <w:rPr>
           <w:rFonts w:ascii="Nirmala UI" w:hAnsi="Nirmala UI" w:cs="Nirmala UI"/>
         </w:rPr>
         <w:t>ద్వారా</w:t>
       </w:r>
-      <w:proofErr w:type="spellEnd"/>
-      <w:r>
-        <w:t xml:space="preserve"> </w:t>
-      </w:r>
-      <w:proofErr w:type="spellStart"/>
+      <w:r>
+        <w:t xml:space="preserve"> </w:t>
+      </w:r>
       <w:r>
         <w:rPr>
           <w:rFonts w:ascii="Nirmala UI" w:hAnsi="Nirmala UI" w:cs="Nirmala UI"/>
         </w:rPr>
         <w:t>వెరిఫై</w:t>
       </w:r>
-      <w:proofErr w:type="spellEnd"/>
-      <w:r>
-        <w:t xml:space="preserve"> </w:t>
-      </w:r>
-      <w:proofErr w:type="spellStart"/>
+      <w:r>
+        <w:t xml:space="preserve"> </w:t>
+      </w:r>
       <w:r>
         <w:rPr>
           <w:rFonts w:ascii="Nirmala UI" w:hAnsi="Nirmala UI" w:cs="Nirmala UI"/>
         </w:rPr>
         <w:t>చేసాము</w:t>
       </w:r>
-      <w:proofErr w:type="spellEnd"/>
       <w:r>
         <w:t>.</w:t>
       </w:r>
@@ -2183,10 +1861,10 @@
       </w:r>
       <w:r>
         <w:drawing>
-          <wp:inline distT="0" distB="0" distL="0" distR="0" wp14:anchorId="09B9ECC4" wp14:editId="4006C078">
-            <wp:extent cx="5731510" cy="2488565"/>
-            <wp:effectExtent l="0" t="0" r="2540" b="6985"/>
-            <wp:docPr id="1373332363" name="Picture 1"/>
+          <wp:inline distT="0" distB="0" distL="0" distR="0" wp14:anchorId="30776824" wp14:editId="6135AA2B">
+            <wp:extent cx="5731510" cy="2491105"/>
+            <wp:effectExtent l="0" t="0" r="2540" b="4445"/>
+            <wp:docPr id="1988892339" name="Picture 1"/>
             <wp:cNvGraphicFramePr>
               <a:graphicFrameLocks xmlns:a="http://schemas.openxmlformats.org/drawingml/2006/main" noChangeAspect="1"/>
             </wp:cNvGraphicFramePr>
@@ -2194,7 +1872,7 @@
               <a:graphicData uri="http://schemas.openxmlformats.org/drawingml/2006/picture">
                 <pic:pic xmlns:pic="http://schemas.openxmlformats.org/drawingml/2006/picture">
                   <pic:nvPicPr>
-                    <pic:cNvPr id="1373332363" name=""/>
+                    <pic:cNvPr id="1988892339" name=""/>
                     <pic:cNvPicPr/>
                   </pic:nvPicPr>
                   <pic:blipFill>
@@ -2206,7 +1884,7 @@
                   <pic:spPr>
                     <a:xfrm>
                       <a:off x="0" y="0"/>
-                      <a:ext cx="5731510" cy="2488565"/>
+                      <a:ext cx="5731510" cy="2491105"/>
                     </a:xfrm>
                     <a:prstGeom prst="rect">
                       <a:avLst/>
@@ -2218,7 +1896,112 @@
           </wp:inline>
         </w:drawing>
       </w:r>
-    </w:p>
+      <w:r>
+        <w:br/>
+      </w:r>
+      <w:r>
+        <w:br/>
+        <w:t xml:space="preserve">after configuring all </w:t>
+      </w:r>
+      <w:r>
+        <w:br/>
+      </w:r>
+      <w:r>
+        <w:br/>
+        <w:t xml:space="preserve">build job success </w:t>
+      </w:r>
+      <w:r>
+        <w:br/>
+      </w:r>
+      <w:r>
+        <w:br/>
+      </w:r>
+      <w:r>
+        <w:lastRenderedPageBreak/>
+        <w:drawing>
+          <wp:inline distT="0" distB="0" distL="0" distR="0" wp14:anchorId="1DEC7B34" wp14:editId="4F4AE128">
+            <wp:extent cx="5731510" cy="3160395"/>
+            <wp:effectExtent l="0" t="0" r="2540" b="1905"/>
+            <wp:docPr id="905122539" name="Picture 1"/>
+            <wp:cNvGraphicFramePr>
+              <a:graphicFrameLocks xmlns:a="http://schemas.openxmlformats.org/drawingml/2006/main" noChangeAspect="1"/>
+            </wp:cNvGraphicFramePr>
+            <a:graphic xmlns:a="http://schemas.openxmlformats.org/drawingml/2006/main">
+              <a:graphicData uri="http://schemas.openxmlformats.org/drawingml/2006/picture">
+                <pic:pic xmlns:pic="http://schemas.openxmlformats.org/drawingml/2006/picture">
+                  <pic:nvPicPr>
+                    <pic:cNvPr id="905122539" name=""/>
+                    <pic:cNvPicPr/>
+                  </pic:nvPicPr>
+                  <pic:blipFill>
+                    <a:blip r:embed="rId11"/>
+                    <a:stretch>
+                      <a:fillRect/>
+                    </a:stretch>
+                  </pic:blipFill>
+                  <pic:spPr>
+                    <a:xfrm>
+                      <a:off x="0" y="0"/>
+                      <a:ext cx="5731510" cy="3160395"/>
+                    </a:xfrm>
+                    <a:prstGeom prst="rect">
+                      <a:avLst/>
+                    </a:prstGeom>
+                  </pic:spPr>
+                </pic:pic>
+              </a:graphicData>
+            </a:graphic>
+          </wp:inline>
+        </w:drawing>
+      </w:r>
+      <w:r>
+        <w:br/>
+      </w:r>
+      <w:r>
+        <w:br/>
+      </w:r>
+      <w:r>
+        <w:drawing>
+          <wp:inline distT="0" distB="0" distL="0" distR="0" wp14:anchorId="68A43D16" wp14:editId="3B5445A9">
+            <wp:extent cx="5731510" cy="3255645"/>
+            <wp:effectExtent l="0" t="0" r="2540" b="1905"/>
+            <wp:docPr id="991052384" name="Picture 1"/>
+            <wp:cNvGraphicFramePr>
+              <a:graphicFrameLocks xmlns:a="http://schemas.openxmlformats.org/drawingml/2006/main" noChangeAspect="1"/>
+            </wp:cNvGraphicFramePr>
+            <a:graphic xmlns:a="http://schemas.openxmlformats.org/drawingml/2006/main">
+              <a:graphicData uri="http://schemas.openxmlformats.org/drawingml/2006/picture">
+                <pic:pic xmlns:pic="http://schemas.openxmlformats.org/drawingml/2006/picture">
+                  <pic:nvPicPr>
+                    <pic:cNvPr id="991052384" name=""/>
+                    <pic:cNvPicPr/>
+                  </pic:nvPicPr>
+                  <pic:blipFill>
+                    <a:blip r:embed="rId12"/>
+                    <a:stretch>
+                      <a:fillRect/>
+                    </a:stretch>
+                  </pic:blipFill>
+                  <pic:spPr>
+                    <a:xfrm>
+                      <a:off x="0" y="0"/>
+                      <a:ext cx="5731510" cy="3255645"/>
+                    </a:xfrm>
+                    <a:prstGeom prst="rect">
+                      <a:avLst/>
+                    </a:prstGeom>
+                  </pic:spPr>
+                </pic:pic>
+              </a:graphicData>
+            </a:graphic>
+          </wp:inline>
+        </w:drawing>
+      </w:r>
+    </w:p>
+    <w:p/>
+    <w:p/>
+    <w:p/>
+    <w:p/>
     <w:p/>
     <w:p/>
     <w:p/>

--- a/07-Expense-Jenkins/screeshots.docx
+++ b/07-Expense-Jenkins/screeshots.docx
@@ -1860,6 +1860,9 @@
         <w:br/>
       </w:r>
       <w:r>
+        <w:rPr>
+          <w:noProof/>
+        </w:rPr>
         <w:drawing>
           <wp:inline distT="0" distB="0" distL="0" distR="0" wp14:anchorId="30776824" wp14:editId="6135AA2B">
             <wp:extent cx="5731510" cy="2491105"/>
@@ -1917,6 +1920,9 @@
         <w:br/>
       </w:r>
       <w:r>
+        <w:rPr>
+          <w:noProof/>
+        </w:rPr>
         <w:lastRenderedPageBreak/>
         <w:drawing>
           <wp:inline distT="0" distB="0" distL="0" distR="0" wp14:anchorId="1DEC7B34" wp14:editId="4F4AE128">
@@ -1961,6 +1967,9 @@
         <w:br/>
       </w:r>
       <w:r>
+        <w:rPr>
+          <w:noProof/>
+        </w:rPr>
         <w:drawing>
           <wp:inline distT="0" distB="0" distL="0" distR="0" wp14:anchorId="68A43D16" wp14:editId="3B5445A9">
             <wp:extent cx="5731510" cy="3255645"/>
@@ -1999,6 +2008,567 @@
       </w:r>
     </w:p>
     <w:p/>
+    <w:p>
+      <w:pPr>
+        <w:rPr>
+          <w:b/>
+          <w:bCs/>
+        </w:rPr>
+      </w:pPr>
+      <w:r>
+        <w:t xml:space="preserve">Create eks cluster using eksctl command </w:t>
+      </w:r>
+      <w:r>
+        <w:br/>
+      </w:r>
+      <w:r>
+        <w:t xml:space="preserve">after cluster upon running </w:t>
+      </w:r>
+      <w:r>
+        <w:br/>
+        <w:t xml:space="preserve">install argocd operator on eks </w:t>
+      </w:r>
+      <w:r>
+        <w:br/>
+      </w:r>
+      <w:r>
+        <w:br/>
+      </w:r>
+      <w:r>
+        <w:rPr>
+          <w:b/>
+          <w:bCs/>
+        </w:rPr>
+        <w:t>Deploy ArgoCD</w:t>
+      </w:r>
+    </w:p>
+    <w:p>
+      <w:r>
+        <w:t xml:space="preserve">Docs: </w:t>
+      </w:r>
+      <w:hyperlink r:id="rId13" w:history="1">
+        <w:r>
+          <w:rPr>
+            <w:rStyle w:val="Hyperlink"/>
+          </w:rPr>
+          <w:t>https://artifacthub.io/packages/helm/argo/argo-cd</w:t>
+        </w:r>
+      </w:hyperlink>
+    </w:p>
+    <w:p>
+      <w:r>
+        <w:rPr>
+          <w:b/>
+          <w:bCs/>
+        </w:rPr>
+        <w:t>Add ArgoCD repo</w:t>
+      </w:r>
+    </w:p>
+    <w:p>
+      <w:r>
+        <w:t>helm repo add argo https://argoproj.github.io/argo-helm</w:t>
+      </w:r>
+    </w:p>
+    <w:p>
+      <w:r>
+        <w:lastRenderedPageBreak/>
+        <w:t>Get the values:</w:t>
+      </w:r>
+    </w:p>
+    <w:p>
+      <w:r>
+        <w:t>helm show values argo/argo-cd --version 9.4.0 &gt; argocd-values-9.4.0.yaml</w:t>
+      </w:r>
+    </w:p>
+    <w:p>
+      <w:r>
+        <w:t>Modify the values file:</w:t>
+      </w:r>
+    </w:p>
+    <w:p>
+      <w:r>
+        <w:t>Add this ”server.insecure: true” line explicitly :</w:t>
+      </w:r>
+    </w:p>
+    <w:p>
+      <w:r>
+        <w:t xml:space="preserve">If TLS is terminated at the </w:t>
+      </w:r>
+      <w:r>
+        <w:rPr>
+          <w:b/>
+          <w:bCs/>
+        </w:rPr>
+        <w:t>Ingress / Load Balancer</w:t>
+      </w:r>
+      <w:r>
+        <w:t xml:space="preserve">, ArgoCD should run in </w:t>
+      </w:r>
+      <w:r>
+        <w:rPr>
+          <w:b/>
+          <w:bCs/>
+        </w:rPr>
+        <w:t>insecure mode</w:t>
+      </w:r>
+      <w:r>
+        <w:t xml:space="preserve"> internally.</w:t>
+      </w:r>
+    </w:p>
+    <w:p>
+      <w:r>
+        <w:t xml:space="preserve">  params:</w:t>
+      </w:r>
+    </w:p>
+    <w:p>
+      <w:r>
+        <w:t xml:space="preserve">    # -- Create the argocd-cmd-params-cm configmap</w:t>
+      </w:r>
+    </w:p>
+    <w:p>
+      <w:r>
+        <w:t xml:space="preserve">    # If false, it is expected the configmap will be created by something else.</w:t>
+      </w:r>
+    </w:p>
+    <w:p>
+      <w:r>
+        <w:t xml:space="preserve">    create: true</w:t>
+      </w:r>
+    </w:p>
+    <w:p>
+      <w:r>
+        <w:t xml:space="preserve">    server.insecure: true</w:t>
+      </w:r>
+    </w:p>
+    <w:p>
+      <w:r>
+        <w:t>Add this kustomize.buildOptions: "--enable-helm line in the config section as Kustomize is require to combine the helm values and manifest file.</w:t>
+      </w:r>
+    </w:p>
+    <w:p>
+      <w:pPr>
+        <w:numPr>
+          <w:ilvl w:val="0"/>
+          <w:numId w:val="7"/>
+        </w:numPr>
+      </w:pPr>
+      <w:r>
+        <w:t xml:space="preserve">Helm support inside Kustomize is considered an </w:t>
+      </w:r>
+      <w:r>
+        <w:rPr>
+          <w:b/>
+          <w:bCs/>
+        </w:rPr>
+        <w:t>unsafe plugin</w:t>
+      </w:r>
+      <w:r>
+        <w:t>, so it is disabled.</w:t>
+      </w:r>
+    </w:p>
+    <w:p>
+      <w:pPr>
+        <w:numPr>
+          <w:ilvl w:val="0"/>
+          <w:numId w:val="7"/>
+        </w:numPr>
+      </w:pPr>
+      <w:r>
+        <w:t>You must explicitly allow it.</w:t>
+      </w:r>
+    </w:p>
+    <w:p>
+      <w:r>
+        <w:t>configs:</w:t>
+      </w:r>
+    </w:p>
+    <w:p>
+      <w:r>
+        <w:t xml:space="preserve">  # General Argo CD configuration. Any values you put under `.configs.cm` are passed to argocd-cm ConfigMap.</w:t>
+      </w:r>
+    </w:p>
+    <w:p>
+      <w:r>
+        <w:t xml:space="preserve">  ## Ref: https://github.com/argoproj/argo-cd/blob/master/docs/operator-manual/argocd-cm.yaml</w:t>
+      </w:r>
+    </w:p>
+    <w:p>
+      <w:r>
+        <w:t xml:space="preserve">  cm:</w:t>
+      </w:r>
+    </w:p>
+    <w:p>
+      <w:r>
+        <w:t xml:space="preserve">    # -- Create the argocd-cm configmap for [declarative setup]</w:t>
+      </w:r>
+    </w:p>
+    <w:p>
+      <w:r>
+        <w:t xml:space="preserve">    create: true</w:t>
+      </w:r>
+    </w:p>
+    <w:p>
+      <w:r>
+        <w:t xml:space="preserve">    kustomize.buildOptions: "--enable-helm"</w:t>
+      </w:r>
+    </w:p>
+    <w:p>
+      <w:r>
+        <w:br/>
+      </w:r>
+      <w:r>
+        <w:t>helm install argo-cd argo/argo-cd -n argocd -f argocd-values-9.4.0.yaml --version 9.4.0 --create-namespace</w:t>
+      </w:r>
+    </w:p>
+    <w:p>
+      <w:r>
+        <w:lastRenderedPageBreak/>
+        <w:drawing>
+          <wp:inline distT="0" distB="0" distL="0" distR="0" wp14:anchorId="4ABE6CFF" wp14:editId="4F290567">
+            <wp:extent cx="5731510" cy="2847340"/>
+            <wp:effectExtent l="0" t="0" r="2540" b="0"/>
+            <wp:docPr id="955719290" name="Picture 1"/>
+            <wp:cNvGraphicFramePr>
+              <a:graphicFrameLocks xmlns:a="http://schemas.openxmlformats.org/drawingml/2006/main" noChangeAspect="1"/>
+            </wp:cNvGraphicFramePr>
+            <a:graphic xmlns:a="http://schemas.openxmlformats.org/drawingml/2006/main">
+              <a:graphicData uri="http://schemas.openxmlformats.org/drawingml/2006/picture">
+                <pic:pic xmlns:pic="http://schemas.openxmlformats.org/drawingml/2006/picture">
+                  <pic:nvPicPr>
+                    <pic:cNvPr id="955719290" name=""/>
+                    <pic:cNvPicPr/>
+                  </pic:nvPicPr>
+                  <pic:blipFill>
+                    <a:blip r:embed="rId14"/>
+                    <a:stretch>
+                      <a:fillRect/>
+                    </a:stretch>
+                  </pic:blipFill>
+                  <pic:spPr>
+                    <a:xfrm>
+                      <a:off x="0" y="0"/>
+                      <a:ext cx="5731510" cy="2847340"/>
+                    </a:xfrm>
+                    <a:prstGeom prst="rect">
+                      <a:avLst/>
+                    </a:prstGeom>
+                  </pic:spPr>
+                </pic:pic>
+              </a:graphicData>
+            </a:graphic>
+          </wp:inline>
+        </w:drawing>
+      </w:r>
+    </w:p>
+    <w:p/>
+    <w:p>
+      <w:r>
+        <w:t xml:space="preserve">Create application in argocd using </w:t>
+      </w:r>
+      <w:r>
+        <w:t>argocd-application</w:t>
+      </w:r>
+      <w:r>
+        <w:t>.yaml</w:t>
+      </w:r>
+    </w:p>
+    <w:p/>
+    <w:p>
+      <w:r>
+        <w:drawing>
+          <wp:inline distT="0" distB="0" distL="0" distR="0" wp14:anchorId="5E10A1CA" wp14:editId="77154B95">
+            <wp:extent cx="5731510" cy="2591435"/>
+            <wp:effectExtent l="0" t="0" r="2540" b="0"/>
+            <wp:docPr id="1339329104" name="Picture 1"/>
+            <wp:cNvGraphicFramePr>
+              <a:graphicFrameLocks xmlns:a="http://schemas.openxmlformats.org/drawingml/2006/main" noChangeAspect="1"/>
+            </wp:cNvGraphicFramePr>
+            <a:graphic xmlns:a="http://schemas.openxmlformats.org/drawingml/2006/main">
+              <a:graphicData uri="http://schemas.openxmlformats.org/drawingml/2006/picture">
+                <pic:pic xmlns:pic="http://schemas.openxmlformats.org/drawingml/2006/picture">
+                  <pic:nvPicPr>
+                    <pic:cNvPr id="1339329104" name=""/>
+                    <pic:cNvPicPr/>
+                  </pic:nvPicPr>
+                  <pic:blipFill>
+                    <a:blip r:embed="rId15"/>
+                    <a:stretch>
+                      <a:fillRect/>
+                    </a:stretch>
+                  </pic:blipFill>
+                  <pic:spPr>
+                    <a:xfrm>
+                      <a:off x="0" y="0"/>
+                      <a:ext cx="5731510" cy="2591435"/>
+                    </a:xfrm>
+                    <a:prstGeom prst="rect">
+                      <a:avLst/>
+                    </a:prstGeom>
+                  </pic:spPr>
+                </pic:pic>
+              </a:graphicData>
+            </a:graphic>
+          </wp:inline>
+        </w:drawing>
+      </w:r>
+      <w:r>
+        <w:br/>
+      </w:r>
+      <w:r>
+        <w:br/>
+        <w:t>finally application opened through browser using ingress alb url</w:t>
+      </w:r>
+    </w:p>
+    <w:p>
+      <w:r>
+        <w:lastRenderedPageBreak/>
+        <w:drawing>
+          <wp:inline distT="0" distB="0" distL="0" distR="0" wp14:anchorId="3E3EDAD5" wp14:editId="512382C9">
+            <wp:extent cx="5731510" cy="2615565"/>
+            <wp:effectExtent l="0" t="0" r="2540" b="0"/>
+            <wp:docPr id="1804544439" name="Picture 1"/>
+            <wp:cNvGraphicFramePr>
+              <a:graphicFrameLocks xmlns:a="http://schemas.openxmlformats.org/drawingml/2006/main" noChangeAspect="1"/>
+            </wp:cNvGraphicFramePr>
+            <a:graphic xmlns:a="http://schemas.openxmlformats.org/drawingml/2006/main">
+              <a:graphicData uri="http://schemas.openxmlformats.org/drawingml/2006/picture">
+                <pic:pic xmlns:pic="http://schemas.openxmlformats.org/drawingml/2006/picture">
+                  <pic:nvPicPr>
+                    <pic:cNvPr id="1804544439" name=""/>
+                    <pic:cNvPicPr/>
+                  </pic:nvPicPr>
+                  <pic:blipFill>
+                    <a:blip r:embed="rId16"/>
+                    <a:stretch>
+                      <a:fillRect/>
+                    </a:stretch>
+                  </pic:blipFill>
+                  <pic:spPr>
+                    <a:xfrm>
+                      <a:off x="0" y="0"/>
+                      <a:ext cx="5731510" cy="2615565"/>
+                    </a:xfrm>
+                    <a:prstGeom prst="rect">
+                      <a:avLst/>
+                    </a:prstGeom>
+                  </pic:spPr>
+                </pic:pic>
+              </a:graphicData>
+            </a:graphic>
+          </wp:inline>
+        </w:drawing>
+      </w:r>
+    </w:p>
+    <w:p/>
+    <w:p>
+      <w:r>
+        <w:t>Monitoring part started</w:t>
+      </w:r>
+    </w:p>
+    <w:p>
+      <w:r>
+        <w:t>kubectl create ns monitoring</w:t>
+      </w:r>
+    </w:p>
+    <w:p/>
+    <w:p>
+      <w:hyperlink r:id="rId17" w:history="1">
+        <w:r>
+          <w:rPr>
+            <w:rStyle w:val="Hyperlink"/>
+          </w:rPr>
+          <w:t>https://github.com/laxmikantagiri/Production-Grade_GitOps-Driven_Microservices-Demo/blob/main/README.md</w:t>
+        </w:r>
+      </w:hyperlink>
+    </w:p>
+    <w:p/>
+    <w:p>
+      <w:r>
+        <w:t xml:space="preserve">use this repo for installation of Prometheus and Grafana </w:t>
+      </w:r>
+      <w:r>
+        <w:br/>
+      </w:r>
+      <w:r>
+        <w:br/>
+        <w:t xml:space="preserve">using port forward command access the Prometheus and Grafana </w:t>
+      </w:r>
+      <w:r>
+        <w:br/>
+      </w:r>
+      <w:r>
+        <w:br/>
+      </w:r>
+      <w:r>
+        <w:t>kubectl port-forward -n monitoring svc/kube-prometheus-stack-prometheus 9090:9090</w:t>
+      </w:r>
+      <w:r>
+        <w:br/>
+      </w:r>
+      <w:r>
+        <w:br/>
+      </w:r>
+      <w:r>
+        <w:t>kubectl port-forward -n monitoring svc/kube-prometheus-stack-grafana 3000:80</w:t>
+      </w:r>
+      <w:r>
+        <w:br/>
+      </w:r>
+      <w:r>
+        <w:br/>
+      </w:r>
+      <w:r>
+        <w:lastRenderedPageBreak/>
+        <w:drawing>
+          <wp:inline distT="0" distB="0" distL="0" distR="0" wp14:anchorId="6BD79817" wp14:editId="6FB9E2BA">
+            <wp:extent cx="5731510" cy="2799080"/>
+            <wp:effectExtent l="0" t="0" r="2540" b="1270"/>
+            <wp:docPr id="114195677" name="Picture 1"/>
+            <wp:cNvGraphicFramePr>
+              <a:graphicFrameLocks xmlns:a="http://schemas.openxmlformats.org/drawingml/2006/main" noChangeAspect="1"/>
+            </wp:cNvGraphicFramePr>
+            <a:graphic xmlns:a="http://schemas.openxmlformats.org/drawingml/2006/main">
+              <a:graphicData uri="http://schemas.openxmlformats.org/drawingml/2006/picture">
+                <pic:pic xmlns:pic="http://schemas.openxmlformats.org/drawingml/2006/picture">
+                  <pic:nvPicPr>
+                    <pic:cNvPr id="114195677" name=""/>
+                    <pic:cNvPicPr/>
+                  </pic:nvPicPr>
+                  <pic:blipFill>
+                    <a:blip r:embed="rId18"/>
+                    <a:stretch>
+                      <a:fillRect/>
+                    </a:stretch>
+                  </pic:blipFill>
+                  <pic:spPr>
+                    <a:xfrm>
+                      <a:off x="0" y="0"/>
+                      <a:ext cx="5731510" cy="2799080"/>
+                    </a:xfrm>
+                    <a:prstGeom prst="rect">
+                      <a:avLst/>
+                    </a:prstGeom>
+                  </pic:spPr>
+                </pic:pic>
+              </a:graphicData>
+            </a:graphic>
+          </wp:inline>
+        </w:drawing>
+      </w:r>
+      <w:r>
+        <w:br/>
+      </w:r>
+      <w:r>
+        <w:drawing>
+          <wp:inline distT="0" distB="0" distL="0" distR="0" wp14:anchorId="2CA8A705" wp14:editId="5D7DDB6D">
+            <wp:extent cx="5731510" cy="3290570"/>
+            <wp:effectExtent l="0" t="0" r="2540" b="5080"/>
+            <wp:docPr id="1192208763" name="Picture 1"/>
+            <wp:cNvGraphicFramePr>
+              <a:graphicFrameLocks xmlns:a="http://schemas.openxmlformats.org/drawingml/2006/main" noChangeAspect="1"/>
+            </wp:cNvGraphicFramePr>
+            <a:graphic xmlns:a="http://schemas.openxmlformats.org/drawingml/2006/main">
+              <a:graphicData uri="http://schemas.openxmlformats.org/drawingml/2006/picture">
+                <pic:pic xmlns:pic="http://schemas.openxmlformats.org/drawingml/2006/picture">
+                  <pic:nvPicPr>
+                    <pic:cNvPr id="1192208763" name=""/>
+                    <pic:cNvPicPr/>
+                  </pic:nvPicPr>
+                  <pic:blipFill>
+                    <a:blip r:embed="rId19"/>
+                    <a:stretch>
+                      <a:fillRect/>
+                    </a:stretch>
+                  </pic:blipFill>
+                  <pic:spPr>
+                    <a:xfrm>
+                      <a:off x="0" y="0"/>
+                      <a:ext cx="5731510" cy="3290570"/>
+                    </a:xfrm>
+                    <a:prstGeom prst="rect">
+                      <a:avLst/>
+                    </a:prstGeom>
+                  </pic:spPr>
+                </pic:pic>
+              </a:graphicData>
+            </a:graphic>
+          </wp:inline>
+        </w:drawing>
+      </w:r>
+      <w:r>
+        <w:br/>
+      </w:r>
+      <w:r>
+        <w:br/>
+        <w:t xml:space="preserve">next logging </w:t>
+      </w:r>
+      <w:r>
+        <w:br/>
+      </w:r>
+      <w:r>
+        <w:br/>
+        <w:t xml:space="preserve">using ECK operator same github repo readme file refer </w:t>
+      </w:r>
+      <w:r>
+        <w:br/>
+      </w:r>
+      <w:r>
+        <w:br/>
+        <w:t xml:space="preserve">after completing all installations </w:t>
+      </w:r>
+      <w:r>
+        <w:br/>
+      </w:r>
+      <w:r>
+        <w:lastRenderedPageBreak/>
+        <w:br/>
+      </w:r>
+      <w:r>
+        <w:drawing>
+          <wp:inline distT="0" distB="0" distL="0" distR="0" wp14:anchorId="52FFE43A" wp14:editId="3771386A">
+            <wp:extent cx="5731510" cy="3149600"/>
+            <wp:effectExtent l="0" t="0" r="2540" b="0"/>
+            <wp:docPr id="1491224599" name="Picture 1"/>
+            <wp:cNvGraphicFramePr>
+              <a:graphicFrameLocks xmlns:a="http://schemas.openxmlformats.org/drawingml/2006/main" noChangeAspect="1"/>
+            </wp:cNvGraphicFramePr>
+            <a:graphic xmlns:a="http://schemas.openxmlformats.org/drawingml/2006/main">
+              <a:graphicData uri="http://schemas.openxmlformats.org/drawingml/2006/picture">
+                <pic:pic xmlns:pic="http://schemas.openxmlformats.org/drawingml/2006/picture">
+                  <pic:nvPicPr>
+                    <pic:cNvPr id="1491224599" name=""/>
+                    <pic:cNvPicPr/>
+                  </pic:nvPicPr>
+                  <pic:blipFill>
+                    <a:blip r:embed="rId20"/>
+                    <a:stretch>
+                      <a:fillRect/>
+                    </a:stretch>
+                  </pic:blipFill>
+                  <pic:spPr>
+                    <a:xfrm>
+                      <a:off x="0" y="0"/>
+                      <a:ext cx="5731510" cy="3149600"/>
+                    </a:xfrm>
+                    <a:prstGeom prst="rect">
+                      <a:avLst/>
+                    </a:prstGeom>
+                  </pic:spPr>
+                </pic:pic>
+              </a:graphicData>
+            </a:graphic>
+          </wp:inline>
+        </w:drawing>
+      </w:r>
+    </w:p>
+    <w:p/>
+    <w:p>
+      <w:r>
+        <w:t>eksctl delete cluster --name expense --region us-east-1</w:t>
+      </w:r>
+    </w:p>
+    <w:p/>
+    <w:p/>
     <w:p/>
     <w:p/>
     <w:p/>
@@ -2614,6 +3184,155 @@
     </w:lvl>
   </w:abstractNum>
   <w:abstractNum w:abstractNumId="4" w15:restartNumberingAfterBreak="0">
+    <w:nsid w:val="6D4C49DB"/>
+    <w:multiLevelType w:val="multilevel"/>
+    <w:tmpl w:val="13FA9BBA"/>
+    <w:lvl w:ilvl="0">
+      <w:start w:val="1"/>
+      <w:numFmt w:val="bullet"/>
+      <w:lvlText w:val=""/>
+      <w:lvlJc w:val="left"/>
+      <w:pPr>
+        <w:tabs>
+          <w:tab w:val="num" w:pos="720"/>
+        </w:tabs>
+        <w:ind w:left="720" w:hanging="360"/>
+      </w:pPr>
+      <w:rPr>
+        <w:rFonts w:ascii="Symbol" w:hAnsi="Symbol" w:hint="default"/>
+        <w:sz w:val="20"/>
+      </w:rPr>
+    </w:lvl>
+    <w:lvl w:ilvl="1" w:tentative="1">
+      <w:start w:val="1"/>
+      <w:numFmt w:val="bullet"/>
+      <w:lvlText w:val="o"/>
+      <w:lvlJc w:val="left"/>
+      <w:pPr>
+        <w:tabs>
+          <w:tab w:val="num" w:pos="1440"/>
+        </w:tabs>
+        <w:ind w:left="1440" w:hanging="360"/>
+      </w:pPr>
+      <w:rPr>
+        <w:rFonts w:ascii="Courier New" w:hAnsi="Courier New" w:hint="default"/>
+        <w:sz w:val="20"/>
+      </w:rPr>
+    </w:lvl>
+    <w:lvl w:ilvl="2" w:tentative="1">
+      <w:start w:val="1"/>
+      <w:numFmt w:val="bullet"/>
+      <w:lvlText w:val=""/>
+      <w:lvlJc w:val="left"/>
+      <w:pPr>
+        <w:tabs>
+          <w:tab w:val="num" w:pos="2160"/>
+        </w:tabs>
+        <w:ind w:left="2160" w:hanging="360"/>
+      </w:pPr>
+      <w:rPr>
+        <w:rFonts w:ascii="Wingdings" w:hAnsi="Wingdings" w:hint="default"/>
+        <w:sz w:val="20"/>
+      </w:rPr>
+    </w:lvl>
+    <w:lvl w:ilvl="3" w:tentative="1">
+      <w:start w:val="1"/>
+      <w:numFmt w:val="bullet"/>
+      <w:lvlText w:val=""/>
+      <w:lvlJc w:val="left"/>
+      <w:pPr>
+        <w:tabs>
+          <w:tab w:val="num" w:pos="2880"/>
+        </w:tabs>
+        <w:ind w:left="2880" w:hanging="360"/>
+      </w:pPr>
+      <w:rPr>
+        <w:rFonts w:ascii="Wingdings" w:hAnsi="Wingdings" w:hint="default"/>
+        <w:sz w:val="20"/>
+      </w:rPr>
+    </w:lvl>
+    <w:lvl w:ilvl="4" w:tentative="1">
+      <w:start w:val="1"/>
+      <w:numFmt w:val="bullet"/>
+      <w:lvlText w:val=""/>
+      <w:lvlJc w:val="left"/>
+      <w:pPr>
+        <w:tabs>
+          <w:tab w:val="num" w:pos="3600"/>
+        </w:tabs>
+        <w:ind w:left="3600" w:hanging="360"/>
+      </w:pPr>
+      <w:rPr>
+        <w:rFonts w:ascii="Wingdings" w:hAnsi="Wingdings" w:hint="default"/>
+        <w:sz w:val="20"/>
+      </w:rPr>
+    </w:lvl>
+    <w:lvl w:ilvl="5" w:tentative="1">
+      <w:start w:val="1"/>
+      <w:numFmt w:val="bullet"/>
+      <w:lvlText w:val=""/>
+      <w:lvlJc w:val="left"/>
+      <w:pPr>
+        <w:tabs>
+          <w:tab w:val="num" w:pos="4320"/>
+        </w:tabs>
+        <w:ind w:left="4320" w:hanging="360"/>
+      </w:pPr>
+      <w:rPr>
+        <w:rFonts w:ascii="Wingdings" w:hAnsi="Wingdings" w:hint="default"/>
+        <w:sz w:val="20"/>
+      </w:rPr>
+    </w:lvl>
+    <w:lvl w:ilvl="6" w:tentative="1">
+      <w:start w:val="1"/>
+      <w:numFmt w:val="bullet"/>
+      <w:lvlText w:val=""/>
+      <w:lvlJc w:val="left"/>
+      <w:pPr>
+        <w:tabs>
+          <w:tab w:val="num" w:pos="5040"/>
+        </w:tabs>
+        <w:ind w:left="5040" w:hanging="360"/>
+      </w:pPr>
+      <w:rPr>
+        <w:rFonts w:ascii="Wingdings" w:hAnsi="Wingdings" w:hint="default"/>
+        <w:sz w:val="20"/>
+      </w:rPr>
+    </w:lvl>
+    <w:lvl w:ilvl="7" w:tentative="1">
+      <w:start w:val="1"/>
+      <w:numFmt w:val="bullet"/>
+      <w:lvlText w:val=""/>
+      <w:lvlJc w:val="left"/>
+      <w:pPr>
+        <w:tabs>
+          <w:tab w:val="num" w:pos="5760"/>
+        </w:tabs>
+        <w:ind w:left="5760" w:hanging="360"/>
+      </w:pPr>
+      <w:rPr>
+        <w:rFonts w:ascii="Wingdings" w:hAnsi="Wingdings" w:hint="default"/>
+        <w:sz w:val="20"/>
+      </w:rPr>
+    </w:lvl>
+    <w:lvl w:ilvl="8" w:tentative="1">
+      <w:start w:val="1"/>
+      <w:numFmt w:val="bullet"/>
+      <w:lvlText w:val=""/>
+      <w:lvlJc w:val="left"/>
+      <w:pPr>
+        <w:tabs>
+          <w:tab w:val="num" w:pos="6480"/>
+        </w:tabs>
+        <w:ind w:left="6480" w:hanging="360"/>
+      </w:pPr>
+      <w:rPr>
+        <w:rFonts w:ascii="Wingdings" w:hAnsi="Wingdings" w:hint="default"/>
+        <w:sz w:val="20"/>
+      </w:rPr>
+    </w:lvl>
+  </w:abstractNum>
+  <w:abstractNum w:abstractNumId="5" w15:restartNumberingAfterBreak="0">
     <w:nsid w:val="6D6D41B0"/>
     <w:multiLevelType w:val="multilevel"/>
     <w:tmpl w:val="7ECCC4C4"/>
@@ -2762,7 +3481,7 @@
       </w:rPr>
     </w:lvl>
   </w:abstractNum>
-  <w:abstractNum w:abstractNumId="5" w15:restartNumberingAfterBreak="0">
+  <w:abstractNum w:abstractNumId="6" w15:restartNumberingAfterBreak="0">
     <w:nsid w:val="75A164FE"/>
     <w:multiLevelType w:val="multilevel"/>
     <w:tmpl w:val="76D2C61A"/>
@@ -2918,7 +3637,7 @@
     <w:abstractNumId w:val="0"/>
   </w:num>
   <w:num w:numId="3" w16cid:durableId="597907721">
-    <w:abstractNumId w:val="5"/>
+    <w:abstractNumId w:val="6"/>
   </w:num>
   <w:num w:numId="4" w16cid:durableId="1197349595">
     <w:abstractNumId w:val="2"/>
@@ -2927,6 +3646,9 @@
     <w:abstractNumId w:val="3"/>
   </w:num>
   <w:num w:numId="6" w16cid:durableId="389888589">
+    <w:abstractNumId w:val="5"/>
+  </w:num>
+  <w:num w:numId="7" w16cid:durableId="1488352672">
     <w:abstractNumId w:val="4"/>
   </w:num>
 </w:numbering>
@@ -3535,7 +4257,6 @@
   <w:style w:type="character" w:default="1" w:styleId="DefaultParagraphFont">
     <w:name w:val="Default Paragraph Font"/>
     <w:uiPriority w:val="1"/>
-    <w:semiHidden/>
     <w:unhideWhenUsed/>
   </w:style>
   <w:style w:type="table" w:default="1" w:styleId="TableNormal">
@@ -3849,6 +4570,29 @@
       <w:spacing w:val="5"/>
     </w:rPr>
   </w:style>
+  <w:style w:type="character" w:styleId="Hyperlink">
+    <w:name w:val="Hyperlink"/>
+    <w:basedOn w:val="DefaultParagraphFont"/>
+    <w:uiPriority w:val="99"/>
+    <w:unhideWhenUsed/>
+    <w:rsid w:val="00011F5A"/>
+    <w:rPr>
+      <w:color w:val="0563C1" w:themeColor="hyperlink"/>
+      <w:u w:val="single"/>
+    </w:rPr>
+  </w:style>
+  <w:style w:type="character" w:styleId="UnresolvedMention">
+    <w:name w:val="Unresolved Mention"/>
+    <w:basedOn w:val="DefaultParagraphFont"/>
+    <w:uiPriority w:val="99"/>
+    <w:semiHidden/>
+    <w:unhideWhenUsed/>
+    <w:rsid w:val="00011F5A"/>
+    <w:rPr>
+      <w:color w:val="605E5C"/>
+      <w:shd w:val="clear" w:color="auto" w:fill="E1DFDD"/>
+    </w:rPr>
+  </w:style>
 </w:styles>
 </file>
 
